--- a/astro-site/public/dl/en-shared/hospitality-equivalents-us-uk-canada-australia.docx
+++ b/astro-site/public/dl/en-shared/hospitality-equivalents-us-uk-canada-australia.docx
@@ -169,7 +169,24 @@
           <w:color w:val="6B6B6B"/>
           <w:sz w:val="18"/>
         </w:rPr>
-        <w:t>This guide was prepared by John Guerrero for AI Chef Pro as a practical reference for restaurant, bar, cafe, bakery, catering and food truck operators. It is not legal, tax, employment or food safety advice. Rules change and they vary by state, province, territory, county, city and council: before you print a menu, sign a contract, run payroll or open your doors, check every figure with the official source listed in section 10, your accountant or your local authority. The legal figures in this guide were checked against official government sources in October 2026.</w:t>
+        <w:t xml:space="preserve">This guide was prepared by </w:t>
+      </w:r>
+      <w:hyperlink r:id="rId10">
+        <w:r>
+          <w:rPr>
+            <w:color w:val="8A6D2B"/>
+            <w:u w:val="single"/>
+            <w:sz w:val="18"/>
+          </w:rPr>
+          <w:t xml:space="preserve">John Guerrero</w:t>
+        </w:r>
+      </w:hyperlink>
+      <w:r>
+        <w:rPr>
+          <w:color w:val="6B6B6B"/>
+          <w:sz w:val="18"/>
+        </w:rPr>
+        <w:t xml:space="preserve"> for AI Chef Pro as a practical reference for restaurant, bar, cafe, bakery, catering and food truck operators. It is not legal, tax, employment or food safety advice. Rules change and they vary by state, province, territory, county, city and council: before you print a menu, sign a contract, run payroll or open your doors, check every figure with the official source listed in section 10, your accountant or your local authority. The legal figures in this guide were checked against official government sources in October 2026.</w:t>
       </w:r>
     </w:p>
     <w:p>
@@ -688,7 +705,7 @@
                 <w:color w:val="1A1A1A"/>
                 <w:sz w:val="16"/>
               </w:rPr>
-              <w:t>20% VAT standard rate; cold takeaway food is mostly zero-rated</w:t>
+              <w:t>20% VAT standard rate; most cold takeaway food is zero-rated (not soft drinks, confectionery or crisps)</w:t>
             </w:r>
           </w:p>
         </w:tc>
@@ -1004,7 +1021,7 @@
                 <w:color w:val="1A1A1A"/>
                 <w:sz w:val="16"/>
               </w:rPr>
-              <w:t>The minimum rate in your Award (e.g. the Hospitality Award)</w:t>
+              <w:t>The minimum rate in your Award (e.g. the Hospitality Award), plus the 25% “casual loading” for casual staff</w:t>
             </w:r>
           </w:p>
         </w:tc>
@@ -1505,7 +1522,7 @@
                 <w:color w:val="1A1A1A"/>
                 <w:sz w:val="16"/>
               </w:rPr>
-              <w:t>Each cost card has a Tax rate cell (0% by default). Enter 20% for UK VAT or 10% for Australian GST and print the price including tax; in Canada, price before tax as in the US. The unit drop-down has kg, g, L, ml and cl; pt, qt, gal, cup and fl oz are US measures, so pick “imp pt” or work in ml. Every card also shows GP %, the figure UK kitchens use.</w:t>
+              <w:t>Each cost card has a Tax rate cell (0% by default). Enter 20% for UK VAT or 10% for Australian GST and print the price including tax; in Canada, price before tax as in the US. The unit drop-down has kg, g, L, ml and cl; pt, qt, gal, cup and fl oz are US measures, so pick “imp pt” or work in ml. Every card also shows GP %, the figure UK kitchens use. In Canada, cost draft beer in “imp pt” or ml.</w:t>
             </w:r>
           </w:p>
         </w:tc>
@@ -1630,7 +1647,7 @@
                 <w:color w:val="1A1A1A"/>
                 <w:sz w:val="16"/>
               </w:rPr>
-              <w:t>Limits are editable: UK rest between shifts (11 hours), the 48-hour average week and 5.6 weeks of holiday; Canadian weekly or daily overtime thresholds; employer cost cell for National Insurance, CPP and EI, or super. Australian Award penalty rates are not calculated: check Fair Work.</w:t>
+              <w:t>Type 11 in the rest-between-shifts cell (UK), your province's weekly or daily overtime threshold (Canada) and 39 calendar days (5.6 weeks) in the PTO cell (UK). The kit flags weekly hours; it does not average the UK 48-hour week over 17 weeks, so track that separately. Put National Insurance, CPP and EI, or super in the employer cost cell. Australian Award penalty rates are not calculated: check Fair Work.</w:t>
             </w:r>
           </w:p>
         </w:tc>
@@ -1713,7 +1730,7 @@
                 <w:color w:val="1A1A1A"/>
                 <w:sz w:val="16"/>
               </w:rPr>
-              <w:t>Tax rates and wages are editable cells, and each plan has UK notes. In the UK and Australia, type the average check without tax. The catering calculator counts miles: type kilometers and your cost per km instead of the IRS mileage rate.</w:t>
+              <w:t>Tax rates and wages are editable cells, and each plan has UK notes. In the UK and Australia, type the average check without tax. The catering calculator counts miles: type kilometers and your cost per km instead of the IRS mileage rate. Outside the US, put business rates (UK) or outgoings (Australia) in the NNN/CAM line.</w:t>
             </w:r>
           </w:p>
         </w:tc>
@@ -2740,7 +2757,7 @@
                 <w:color w:val="1A1A1A"/>
                 <w:sz w:val="16"/>
               </w:rPr>
-              <w:t>“spring onion”</w:t>
+              <w:t>“spring onion” (“shallots” in NSW)</w:t>
             </w:r>
           </w:p>
         </w:tc>
@@ -5568,7 +5585,7 @@
                 <w:color w:val="1A1A1A"/>
                 <w:sz w:val="16"/>
               </w:rPr>
-              <w:t>“VAT number” (and a company number for a Ltd)</w:t>
+              <w:t>“UTR” (Unique Taxpayer Reference) from HMRC; a “VAT number” once VAT-registered; a company number for a Ltd</w:t>
             </w:r>
           </w:p>
         </w:tc>
@@ -5722,7 +5739,7 @@
                 <w:color w:val="1A1A1A"/>
                 <w:sz w:val="16"/>
               </w:rPr>
-              <w:t>Company that sells you food</w:t>
+              <w:t>Average sale per guest</w:t>
             </w:r>
           </w:p>
         </w:tc>
@@ -5739,7 +5756,7 @@
                 <w:color w:val="1A1A1A"/>
                 <w:sz w:val="16"/>
               </w:rPr>
-              <w:t>“vendor” / “purveyor”</w:t>
+              <w:t>“average check”</w:t>
             </w:r>
           </w:p>
         </w:tc>
@@ -5756,7 +5773,7 @@
                 <w:color w:val="1A1A1A"/>
                 <w:sz w:val="16"/>
               </w:rPr>
-              <w:t>“supplier”</w:t>
+              <w:t>“average spend” / “spend per head”</w:t>
             </w:r>
           </w:p>
         </w:tc>
@@ -5773,7 +5790,7 @@
                 <w:color w:val="1A1A1A"/>
                 <w:sz w:val="16"/>
               </w:rPr>
-              <w:t>“supplier” / “vendor”</w:t>
+              <w:t>“average check”</w:t>
             </w:r>
           </w:p>
         </w:tc>
@@ -5790,7 +5807,7 @@
                 <w:color w:val="1A1A1A"/>
                 <w:sz w:val="16"/>
               </w:rPr>
-              <w:t>“supplier”</w:t>
+              <w:t>“average spend”</w:t>
             </w:r>
           </w:p>
         </w:tc>
@@ -5814,7 +5831,7 @@
                 <w:color w:val="1A1A1A"/>
                 <w:sz w:val="16"/>
               </w:rPr>
-              <w:t>Paper that comes with a delivery</w:t>
+              <w:t>Company that sells you food</w:t>
             </w:r>
           </w:p>
         </w:tc>
@@ -5832,7 +5849,7 @@
                 <w:color w:val="1A1A1A"/>
                 <w:sz w:val="16"/>
               </w:rPr>
-              <w:t>“packing slip” / “invoice”</w:t>
+              <w:t>“vendor” / “purveyor”</w:t>
             </w:r>
           </w:p>
         </w:tc>
@@ -5850,7 +5867,7 @@
                 <w:color w:val="1A1A1A"/>
                 <w:sz w:val="16"/>
               </w:rPr>
-              <w:t>“delivery note”</w:t>
+              <w:t>“supplier”</w:t>
             </w:r>
           </w:p>
         </w:tc>
@@ -5868,7 +5885,7 @@
                 <w:color w:val="1A1A1A"/>
                 <w:sz w:val="16"/>
               </w:rPr>
-              <w:t>“packing slip”</w:t>
+              <w:t>“supplier” / “vendor”</w:t>
             </w:r>
           </w:p>
         </w:tc>
@@ -5886,7 +5903,195 @@
                 <w:color w:val="1A1A1A"/>
                 <w:sz w:val="16"/>
               </w:rPr>
+              <w:t>“supplier”</w:t>
+            </w:r>
+          </w:p>
+        </w:tc>
+      </w:tr>
+      <w:tr>
+        <w:trPr>
+          <w:cantSplit/>
+        </w:trPr>
+        <w:tc>
+          <w:tcPr>
+            <w:tcW w:type="dxa" w:w="1872"/>
+            <w:shd w:val="clear" w:color="auto" w:fill="F3EBD8"/>
+          </w:tcPr>
+          <w:p>
+            <w:pPr>
+              <w:spacing w:before="0" w:after="0" w:line="240" w:lineRule="auto"/>
+            </w:pPr>
+            <w:r>
+              <w:rPr>
+                <w:b/>
+                <w:color w:val="1A1A1A"/>
+                <w:sz w:val="16"/>
+              </w:rPr>
+              <w:t>Paper that comes with a delivery</w:t>
+            </w:r>
+          </w:p>
+        </w:tc>
+        <w:tc>
+          <w:tcPr>
+            <w:tcW w:type="dxa" w:w="1814"/>
+          </w:tcPr>
+          <w:p>
+            <w:pPr>
+              <w:spacing w:before="0" w:after="0" w:line="240" w:lineRule="auto"/>
+            </w:pPr>
+            <w:r>
+              <w:rPr>
+                <w:color w:val="1A1A1A"/>
+                <w:sz w:val="16"/>
+              </w:rPr>
+              <w:t>“packing slip” / “invoice”</w:t>
+            </w:r>
+          </w:p>
+        </w:tc>
+        <w:tc>
+          <w:tcPr>
+            <w:tcW w:type="dxa" w:w="1814"/>
+          </w:tcPr>
+          <w:p>
+            <w:pPr>
+              <w:spacing w:before="0" w:after="0" w:line="240" w:lineRule="auto"/>
+            </w:pPr>
+            <w:r>
+              <w:rPr>
+                <w:color w:val="1A1A1A"/>
+                <w:sz w:val="16"/>
+              </w:rPr>
+              <w:t>“delivery note”</w:t>
+            </w:r>
+          </w:p>
+        </w:tc>
+        <w:tc>
+          <w:tcPr>
+            <w:tcW w:type="dxa" w:w="1814"/>
+          </w:tcPr>
+          <w:p>
+            <w:pPr>
+              <w:spacing w:before="0" w:after="0" w:line="240" w:lineRule="auto"/>
+            </w:pPr>
+            <w:r>
+              <w:rPr>
+                <w:color w:val="1A1A1A"/>
+                <w:sz w:val="16"/>
+              </w:rPr>
+              <w:t>“packing slip”</w:t>
+            </w:r>
+          </w:p>
+        </w:tc>
+        <w:tc>
+          <w:tcPr>
+            <w:tcW w:type="dxa" w:w="1800"/>
+          </w:tcPr>
+          <w:p>
+            <w:pPr>
+              <w:spacing w:before="0" w:after="0" w:line="240" w:lineRule="auto"/>
+            </w:pPr>
+            <w:r>
+              <w:rPr>
+                <w:color w:val="1A1A1A"/>
+                <w:sz w:val="16"/>
+              </w:rPr>
               <w:t>“delivery docket”</w:t>
+            </w:r>
+          </w:p>
+        </w:tc>
+      </w:tr>
+      <w:tr>
+        <w:trPr>
+          <w:cantSplit/>
+        </w:trPr>
+        <w:tc>
+          <w:tcPr>
+            <w:tcW w:type="dxa" w:w="1872"/>
+            <w:shd w:val="clear" w:color="auto" w:fill="F3EBD8"/>
+          </w:tcPr>
+          <w:p>
+            <w:pPr>
+              <w:spacing w:before="0" w:after="0" w:line="240" w:lineRule="auto"/>
+            </w:pPr>
+            <w:r>
+              <w:rPr>
+                <w:b/>
+                <w:color w:val="1A1A1A"/>
+                <w:sz w:val="16"/>
+              </w:rPr>
+              <w:t>Costs on top of base rent</w:t>
+            </w:r>
+          </w:p>
+        </w:tc>
+        <w:tc>
+          <w:tcPr>
+            <w:tcW w:type="dxa" w:w="1814"/>
+            <w:shd w:val="clear" w:color="auto" w:fill="FAF7F0"/>
+          </w:tcPr>
+          <w:p>
+            <w:pPr>
+              <w:spacing w:before="0" w:after="0" w:line="240" w:lineRule="auto"/>
+            </w:pPr>
+            <w:r>
+              <w:rPr>
+                <w:color w:val="1A1A1A"/>
+                <w:sz w:val="16"/>
+              </w:rPr>
+              <w:t>“NNN” / “CAM charges” (property tax, insurance, common areas)</w:t>
+            </w:r>
+          </w:p>
+        </w:tc>
+        <w:tc>
+          <w:tcPr>
+            <w:tcW w:type="dxa" w:w="1814"/>
+            <w:shd w:val="clear" w:color="auto" w:fill="FAF7F0"/>
+          </w:tcPr>
+          <w:p>
+            <w:pPr>
+              <w:spacing w:before="0" w:after="0" w:line="240" w:lineRule="auto"/>
+            </w:pPr>
+            <w:r>
+              <w:rPr>
+                <w:color w:val="1A1A1A"/>
+                <w:sz w:val="16"/>
+              </w:rPr>
+              <w:t>“service charge”, plus “business rates” billed by the council (relief may be available)</w:t>
+            </w:r>
+          </w:p>
+        </w:tc>
+        <w:tc>
+          <w:tcPr>
+            <w:tcW w:type="dxa" w:w="1814"/>
+            <w:shd w:val="clear" w:color="auto" w:fill="FAF7F0"/>
+          </w:tcPr>
+          <w:p>
+            <w:pPr>
+              <w:spacing w:before="0" w:after="0" w:line="240" w:lineRule="auto"/>
+            </w:pPr>
+            <w:r>
+              <w:rPr>
+                <w:color w:val="1A1A1A"/>
+                <w:sz w:val="16"/>
+              </w:rPr>
+              <w:t>“additional rent” or “TMI” (taxes, maintenance, insurance)</w:t>
+            </w:r>
+          </w:p>
+        </w:tc>
+        <w:tc>
+          <w:tcPr>
+            <w:tcW w:type="dxa" w:w="1800"/>
+            <w:shd w:val="clear" w:color="auto" w:fill="FAF7F0"/>
+          </w:tcPr>
+          <w:p>
+            <w:pPr>
+              <w:spacing w:before="0" w:after="0" w:line="240" w:lineRule="auto"/>
+            </w:pPr>
+            <w:r>
+              <w:rPr>
+                <w:color w:val="1A1A1A"/>
+                <w:sz w:val="16"/>
+              </w:rPr>
+              <w:t>“outgoings” (council rates, land tax, building costs)</w:t>
             </w:r>
           </w:p>
         </w:tc>
@@ -6406,7 +6611,7 @@
                 <w:color w:val="1A1A1A"/>
                 <w:sz w:val="16"/>
               </w:rPr>
-              <w:t>Standard rate for food and drink consumed on the premises and for hot takeaway food; most cold takeaway food is zero-rated</w:t>
+              <w:t>Standard rate for food and drink consumed on the premises and for hot takeaway food; most cold takeaway food is zero-rated (not soft drinks, confectionery or crisps)</w:t>
             </w:r>
           </w:p>
         </w:tc>
@@ -7114,7 +7319,7 @@
                 <w:color w:val="1A1A1A"/>
                 <w:sz w:val="16"/>
               </w:rPr>
-              <w:t>Pass on all tips without deductions other than tax, by the end of the following month, with a written tipping policy (law in force since October 1, 2024)</w:t>
+              <w:t>Pass on all tips without deductions other than tax, by the end of the following month, with a written tipping policy (law in force since October 1, 2024); pooled tips are often shared through a “tronc” run by a “troncmaster”</w:t>
             </w:r>
           </w:p>
         </w:tc>
@@ -7378,7 +7583,7 @@
                 <w:color w:val="1A1A1A"/>
                 <w:sz w:val="16"/>
               </w:rPr>
-              <w:t>FDA Food Code (a model code), adopted by each state; local health departments enforce it</w:t>
+              <w:t>FDA Food Code (a model code), adopted, often with changes and in different editions, by most states; local health departments enforce it</w:t>
             </w:r>
           </w:p>
         </w:tc>
@@ -8229,7 +8434,7 @@
                 <w:color w:val="1A1A1A"/>
                 <w:sz w:val="16"/>
               </w:rPr>
-              <w:t>No single figure confirmed for this guide: check FSANZ guidance</w:t>
+              <w:t>Guidance: 75 °C (167 °F) for poultry and minced or rolled meats; not a fixed legal limit: check your state food authority</w:t>
             </w:r>
           </w:p>
         </w:tc>
@@ -8289,7 +8494,7 @@
                 <w:color w:val="1A1A1A"/>
                 <w:sz w:val="16"/>
               </w:rPr>
-              <w:t>Cool as quickly as possible to 8 °C or below; follow your SFBB “Chilling down hot food” method</w:t>
+              <w:t>Cool as quickly as possible to 8 °C or below. The FSA's SFBB “Chilling down hot food” method sets no fixed time; many councils use 90 minutes as the target, and so do the HACCP kit's UK notes</w:t>
             </w:r>
           </w:p>
         </w:tc>
@@ -10030,7 +10235,7 @@
         <w:t>US and Canada:</w:t>
       </w:r>
       <w:r>
-        <w:t xml:space="preserve"> the lists above are labeling rules for packaged food; ask your health department or province what a restaurant must tell guests. The HACCP kit's matrix already holds all 14 UK allergens, which covers every country's list except the Australian requirement to name each tree nut.</w:t>
+        <w:t xml:space="preserve"> the lists above are labeling rules for packaged food; ask your health department or province what a restaurant must tell guests. The HACCP kit's matrix already holds all 14 UK allergens, which covers every country's list except Australia's rule to name each tree nut and each gluten cereal (wheat, barley, oats, rye) separately.</w:t>
       </w:r>
     </w:p>
     <w:p>
@@ -10716,7 +10921,7 @@
                 <w:color w:val="1A1A1A"/>
                 <w:sz w:val="16"/>
               </w:rPr>
-              <w:t>5.6 weeks a year (“holiday”)</w:t>
+              <w:t>5.6 weeks a year (“holiday”), capped at 28 days; irregular-hours staff build it up on the hours they work</w:t>
             </w:r>
           </w:p>
         </w:tc>
@@ -10752,7 +10957,7 @@
                 <w:color w:val="1A1A1A"/>
                 <w:sz w:val="16"/>
               </w:rPr>
-              <w:t>4 weeks of annual leave a year for full-time and part-time staff</w:t>
+              <w:t>4 weeks of annual leave a year for full-time and part-time staff; casuals get no annual leave and earn a 25% “casual loading” instead (Hospitality Award, clause 11.1)</w:t>
             </w:r>
           </w:p>
         </w:tc>
@@ -11030,7 +11235,7 @@
                 <w:color w:val="1A1A1A"/>
                 <w:sz w:val="16"/>
               </w:rPr>
-              <w:t>FUTA: 6.0% on the first 7,000 dollars of each employee's wages, reduced to 0.6% with the full credit for state unemployment tax (SUTA)</w:t>
+              <w:t>FUTA: 6.0% on the first 7,000 dollars of each employee's wages, reduced to 0.6% with the full credit for state unemployment tax (SUTA); more in a “credit reduction state”: check IRS Topic 759</w:t>
             </w:r>
           </w:p>
         </w:tc>
@@ -11767,7 +11972,7 @@
                 <w:color w:val="1A1A1A"/>
                 <w:sz w:val="16"/>
               </w:rPr>
-              <w:t>“Temporary Event Notice” (TEN): fewer than 500 people at any time, up to 168 hours, at least 10 clear working days' notice (a late TEN 5); 5 a year, or 50 with a “personal licence”</w:t>
+              <w:t>England and Wales: “Temporary Event Notice” (TEN): fewer than 500 people at any time, up to 168 hours, at least 10 clear working days' notice (a late TEN 5); 5 a year, or 50 with a “personal licence”. Scotland and Northern Ireland: check your licensing board</w:t>
             </w:r>
           </w:p>
         </w:tc>
@@ -12377,7 +12582,7 @@
                 <w:color w:val="1A1A1A"/>
                 <w:sz w:val="16"/>
               </w:rPr>
-              <w:t>VAT number once VAT-registered; PAYE reference once you employ staff</w:t>
+              <w:t>“UTR” from HMRC when you register for Self Assessment or set up a limited company; VAT number once VAT-registered; PAYE reference once you employ staff</w:t>
             </w:r>
           </w:p>
         </w:tc>
@@ -12748,7 +12953,7 @@
         <w:spacing w:line="288" w:lineRule="auto"/>
       </w:pPr>
       <w:r>
-        <w:t>The kits accept metric units next to US ones, but a few traps catch everyone: an ounce of weight is not a fluid ounce, and US pints and gallons are smaller than imperial ones. The factors below come from NIST Handbook 44, Appendix C, and are exact where shown with more decimals.</w:t>
+        <w:t>The kits accept metric units next to US ones, but a few traps catch everyone: an ounce of weight is not a fluid ounce, and US pints and gallons are smaller than imperial ones. The factors below come from NIST Handbook 44, Appendix C, rounded where needed.</w:t>
       </w:r>
     </w:p>
     <w:p>
@@ -12832,7 +13037,7 @@
         <w:t>Spoons:</w:t>
       </w:r>
       <w:r>
-        <w:t xml:space="preserve"> 1 tablespoon = 3 teaspoons (about 15 ml) · 1 teaspoon about 5 ml. Recipes from Canada and Australia may use metric cups and spoons: check the source before you scale.</w:t>
+        <w:t xml:space="preserve"> 1 US tablespoon = 3 teaspoons (half a US fl oz, 14.79 ml) · 1 teaspoon about 5 ml. An Australian tablespoon is 20 ml (4 teaspoons) and an Australian metric cup is 250 ml: the kit's “tbsp” and “cup” are US measures, so type Australian measures in ml.</w:t>
       </w:r>
     </w:p>
     <w:p>
@@ -13067,7 +13272,7 @@
                 <w:color w:val="1A1A1A"/>
                 <w:sz w:val="16"/>
               </w:rPr>
-              <w:t>g, kg</w:t>
+              <w:t>g, kg (many suppliers still quote lb)</w:t>
             </w:r>
           </w:p>
         </w:tc>
@@ -13255,7 +13460,7 @@
                 <w:color w:val="1A1A1A"/>
                 <w:sz w:val="16"/>
               </w:rPr>
-              <w:t>°C</w:t>
+              <w:t>°C for food safety; ovens and many recipes still in °F</w:t>
             </w:r>
           </w:p>
         </w:tc>
@@ -13350,7 +13555,7 @@
                 <w:color w:val="1A1A1A"/>
                 <w:sz w:val="16"/>
               </w:rPr>
-              <w:t>Check provincial serving rules</w:t>
+              <w:t>Imperial pint (568 ml, 20 imperial fl oz), imperial fl oz or ml; draft beer cannot be sold by the 16 fl oz US pint (Measurement Canada)</w:t>
             </w:r>
           </w:p>
         </w:tc>
@@ -15954,7 +16159,7 @@
         </w:rPr>
         <w:t xml:space="preserve">FDA Food Code 2022: </w:t>
       </w:r>
-      <w:hyperlink r:id="rId10">
+      <w:hyperlink r:id="rId11">
         <w:r>
           <w:rPr>
             <w:color w:val="8A6D2B"/>
@@ -15977,7 +16182,7 @@
         </w:rPr>
         <w:t xml:space="preserve">FDA: the 9 major food allergens: </w:t>
       </w:r>
-      <w:hyperlink r:id="rId11">
+      <w:hyperlink r:id="rId12">
         <w:r>
           <w:rPr>
             <w:color w:val="8A6D2B"/>
@@ -16000,7 +16205,7 @@
         </w:rPr>
         <w:t xml:space="preserve">Department of Labor: overtime (FLSA): </w:t>
       </w:r>
-      <w:hyperlink r:id="rId12">
+      <w:hyperlink r:id="rId13">
         <w:r>
           <w:rPr>
             <w:color w:val="8A6D2B"/>
@@ -16023,7 +16228,7 @@
         </w:rPr>
         <w:t xml:space="preserve">Department of Labor: state minimum wages: </w:t>
       </w:r>
-      <w:hyperlink r:id="rId13">
+      <w:hyperlink r:id="rId14">
         <w:r>
           <w:rPr>
             <w:color w:val="8A6D2B"/>
@@ -16046,7 +16251,7 @@
         </w:rPr>
         <w:t xml:space="preserve">IRS Topic 751: Social Security and Medicare: </w:t>
       </w:r>
-      <w:hyperlink r:id="rId14">
+      <w:hyperlink r:id="rId15">
         <w:r>
           <w:rPr>
             <w:color w:val="8A6D2B"/>
@@ -16069,7 +16274,7 @@
         </w:rPr>
         <w:t xml:space="preserve">IRS Topic 759: federal unemployment tax (FUTA): </w:t>
       </w:r>
-      <w:hyperlink r:id="rId15">
+      <w:hyperlink r:id="rId16">
         <w:r>
           <w:rPr>
             <w:color w:val="8A6D2B"/>
@@ -16092,7 +16297,7 @@
         </w:rPr>
         <w:t xml:space="preserve">IRS: tips and service charges: </w:t>
       </w:r>
-      <w:hyperlink r:id="rId16">
+      <w:hyperlink r:id="rId17">
         <w:r>
           <w:rPr>
             <w:color w:val="8A6D2B"/>
@@ -16115,7 +16320,7 @@
         </w:rPr>
         <w:t xml:space="preserve">IRS: get an EIN: </w:t>
       </w:r>
-      <w:hyperlink r:id="rId17">
+      <w:hyperlink r:id="rId18">
         <w:r>
           <w:rPr>
             <w:color w:val="8A6D2B"/>
@@ -16138,7 +16343,7 @@
         </w:rPr>
         <w:t xml:space="preserve">SBA: choose a business structure: </w:t>
       </w:r>
-      <w:hyperlink r:id="rId18">
+      <w:hyperlink r:id="rId19">
         <w:r>
           <w:rPr>
             <w:color w:val="8A6D2B"/>
@@ -16161,7 +16366,7 @@
         </w:rPr>
         <w:t xml:space="preserve">SBA: pay taxes: </w:t>
       </w:r>
-      <w:hyperlink r:id="rId19">
+      <w:hyperlink r:id="rId20">
         <w:r>
           <w:rPr>
             <w:color w:val="8A6D2B"/>
@@ -16184,7 +16389,7 @@
         </w:rPr>
         <w:t xml:space="preserve">NIAAA: what is a standard drink: </w:t>
       </w:r>
-      <w:hyperlink r:id="rId20">
+      <w:hyperlink r:id="rId21">
         <w:r>
           <w:rPr>
             <w:color w:val="8A6D2B"/>
@@ -16207,7 +16412,7 @@
         </w:rPr>
         <w:t xml:space="preserve">California ABC: Responsible Beverage Service training: </w:t>
       </w:r>
-      <w:hyperlink r:id="rId21">
+      <w:hyperlink r:id="rId22">
         <w:r>
           <w:rPr>
             <w:color w:val="8A6D2B"/>
@@ -16230,7 +16435,7 @@
         </w:rPr>
         <w:t xml:space="preserve">Texas TABC: certification FAQs: </w:t>
       </w:r>
-      <w:hyperlink r:id="rId22">
+      <w:hyperlink r:id="rId23">
         <w:r>
           <w:rPr>
             <w:color w:val="8A6D2B"/>
@@ -16253,7 +16458,7 @@
         </w:rPr>
         <w:t xml:space="preserve">NIST Handbook 44, Appendix C: units and conversions: </w:t>
       </w:r>
-      <w:hyperlink r:id="rId23">
+      <w:hyperlink r:id="rId24">
         <w:r>
           <w:rPr>
             <w:color w:val="8A6D2B"/>
@@ -16285,7 +16490,7 @@
         </w:rPr>
         <w:t xml:space="preserve">VAT rates: </w:t>
       </w:r>
-      <w:hyperlink r:id="rId24">
+      <w:hyperlink r:id="rId25">
         <w:r>
           <w:rPr>
             <w:color w:val="8A6D2B"/>
@@ -16306,9 +16511,32 @@
           <w:b/>
           <w:sz w:val="18"/>
         </w:rPr>
+        <w:t xml:space="preserve">VAT Notice 701/14: food products (drinks, confectionery, crisps): </w:t>
+      </w:r>
+      <w:hyperlink r:id="rId26">
+        <w:r>
+          <w:rPr>
+            <w:color w:val="8A6D2B"/>
+            <w:u w:val="single"/>
+            <w:sz w:val="17"/>
+          </w:rPr>
+          <w:t xml:space="preserve">www.gov.uk/guidance/food-products-and-vat-notice-70114</w:t>
+        </w:r>
+      </w:hyperlink>
+    </w:p>
+    <w:p>
+      <w:pPr>
+        <w:pStyle w:val="ListBullet"/>
+        <w:spacing w:after="20" w:line="240" w:lineRule="auto"/>
+      </w:pPr>
+      <w:r>
+        <w:rPr>
+          <w:b/>
+          <w:sz w:val="18"/>
+        </w:rPr>
         <w:t xml:space="preserve">VAT Notice 709/1: catering and takeaway food: </w:t>
       </w:r>
-      <w:hyperlink r:id="rId25">
+      <w:hyperlink r:id="rId27">
         <w:r>
           <w:rPr>
             <w:color w:val="8A6D2B"/>
@@ -16331,7 +16559,7 @@
         </w:rPr>
         <w:t xml:space="preserve">Register for VAT: </w:t>
       </w:r>
-      <w:hyperlink r:id="rId26">
+      <w:hyperlink r:id="rId28">
         <w:r>
           <w:rPr>
             <w:color w:val="8A6D2B"/>
@@ -16352,9 +16580,55 @@
           <w:b/>
           <w:sz w:val="18"/>
         </w:rPr>
+        <w:t xml:space="preserve">Find your UTR number: </w:t>
+      </w:r>
+      <w:hyperlink r:id="rId29">
+        <w:r>
+          <w:rPr>
+            <w:color w:val="8A6D2B"/>
+            <w:u w:val="single"/>
+            <w:sz w:val="17"/>
+          </w:rPr>
+          <w:t xml:space="preserve">www.gov.uk/find-utr-number</w:t>
+        </w:r>
+      </w:hyperlink>
+    </w:p>
+    <w:p>
+      <w:pPr>
+        <w:pStyle w:val="ListBullet"/>
+        <w:spacing w:after="20" w:line="240" w:lineRule="auto"/>
+      </w:pPr>
+      <w:r>
+        <w:rPr>
+          <w:b/>
+          <w:sz w:val="18"/>
+        </w:rPr>
+        <w:t xml:space="preserve">Introduction to business rates: </w:t>
+      </w:r>
+      <w:hyperlink r:id="rId30">
+        <w:r>
+          <w:rPr>
+            <w:color w:val="8A6D2B"/>
+            <w:u w:val="single"/>
+            <w:sz w:val="17"/>
+          </w:rPr>
+          <w:t xml:space="preserve">www.gov.uk/introduction-to-business-rates</w:t>
+        </w:r>
+      </w:hyperlink>
+    </w:p>
+    <w:p>
+      <w:pPr>
+        <w:pStyle w:val="ListBullet"/>
+        <w:spacing w:after="20" w:line="240" w:lineRule="auto"/>
+      </w:pPr>
+      <w:r>
+        <w:rPr>
+          <w:b/>
+          <w:sz w:val="18"/>
+        </w:rPr>
         <w:t xml:space="preserve">Price Marking (Food and Drink Services) Order 2003: </w:t>
       </w:r>
-      <w:hyperlink r:id="rId27">
+      <w:hyperlink r:id="rId31">
         <w:r>
           <w:rPr>
             <w:color w:val="8A6D2B"/>
@@ -16377,7 +16651,7 @@
         </w:rPr>
         <w:t xml:space="preserve">Code of practice on the fair distribution of tips: </w:t>
       </w:r>
-      <w:hyperlink r:id="rId28">
+      <w:hyperlink r:id="rId32">
         <w:r>
           <w:rPr>
             <w:color w:val="8A6D2B"/>
@@ -16400,7 +16674,7 @@
         </w:rPr>
         <w:t xml:space="preserve">Register a food business: </w:t>
       </w:r>
-      <w:hyperlink r:id="rId29">
+      <w:hyperlink r:id="rId33">
         <w:r>
           <w:rPr>
             <w:color w:val="8A6D2B"/>
@@ -16423,7 +16697,7 @@
         </w:rPr>
         <w:t xml:space="preserve">Food hygiene for businesses: chilling: </w:t>
       </w:r>
-      <w:hyperlink r:id="rId30">
+      <w:hyperlink r:id="rId34">
         <w:r>
           <w:rPr>
             <w:color w:val="8A6D2B"/>
@@ -16446,7 +16720,7 @@
         </w:rPr>
         <w:t xml:space="preserve">Food hygiene for businesses: cooking: </w:t>
       </w:r>
-      <w:hyperlink r:id="rId31">
+      <w:hyperlink r:id="rId35">
         <w:r>
           <w:rPr>
             <w:color w:val="8A6D2B"/>
@@ -16467,9 +16741,55 @@
           <w:b/>
           <w:sz w:val="18"/>
         </w:rPr>
+        <w:t xml:space="preserve">Safer Food, Better Business for caterers (FSA): </w:t>
+      </w:r>
+      <w:hyperlink r:id="rId36">
+        <w:r>
+          <w:rPr>
+            <w:color w:val="8A6D2B"/>
+            <w:u w:val="single"/>
+            <w:sz w:val="17"/>
+          </w:rPr>
+          <w:t xml:space="preserve">www.gov.uk/government/publications/safer-food-better-business-for-caterers</w:t>
+        </w:r>
+      </w:hyperlink>
+    </w:p>
+    <w:p>
+      <w:pPr>
+        <w:pStyle w:val="ListBullet"/>
+        <w:spacing w:after="20" w:line="240" w:lineRule="auto"/>
+      </w:pPr>
+      <w:r>
+        <w:rPr>
+          <w:b/>
+          <w:sz w:val="18"/>
+        </w:rPr>
+        <w:t xml:space="preserve">Council example, cooling target (Torbay): </w:t>
+      </w:r>
+      <w:hyperlink r:id="rId37">
+        <w:r>
+          <w:rPr>
+            <w:color w:val="8A6D2B"/>
+            <w:u w:val="single"/>
+            <w:sz w:val="17"/>
+          </w:rPr>
+          <w:t xml:space="preserve">www.torbay.gov.uk/business/food-safety/controlling-food-temperatures/</w:t>
+        </w:r>
+      </w:hyperlink>
+    </w:p>
+    <w:p>
+      <w:pPr>
+        <w:pStyle w:val="ListBullet"/>
+        <w:spacing w:after="20" w:line="240" w:lineRule="auto"/>
+      </w:pPr>
+      <w:r>
+        <w:rPr>
+          <w:b/>
+          <w:sz w:val="18"/>
+        </w:rPr>
         <w:t xml:space="preserve">Allergen guidance for food businesses: </w:t>
       </w:r>
-      <w:hyperlink r:id="rId32">
+      <w:hyperlink r:id="rId38">
         <w:r>
           <w:rPr>
             <w:color w:val="8A6D2B"/>
@@ -16492,7 +16812,7 @@
         </w:rPr>
         <w:t xml:space="preserve">Food hygiene ratings: </w:t>
       </w:r>
-      <w:hyperlink r:id="rId33">
+      <w:hyperlink r:id="rId39">
         <w:r>
           <w:rPr>
             <w:color w:val="8A6D2B"/>
@@ -16515,7 +16835,7 @@
         </w:rPr>
         <w:t xml:space="preserve">Food Hygiene Information Scheme (Scotland): </w:t>
       </w:r>
-      <w:hyperlink r:id="rId34">
+      <w:hyperlink r:id="rId40">
         <w:r>
           <w:rPr>
             <w:color w:val="8A6D2B"/>
@@ -16538,7 +16858,7 @@
         </w:rPr>
         <w:t xml:space="preserve">Maximum weekly working hours: </w:t>
       </w:r>
-      <w:hyperlink r:id="rId35">
+      <w:hyperlink r:id="rId41">
         <w:r>
           <w:rPr>
             <w:color w:val="8A6D2B"/>
@@ -16561,7 +16881,7 @@
         </w:rPr>
         <w:t xml:space="preserve">Overtime: your rights: </w:t>
       </w:r>
-      <w:hyperlink r:id="rId36">
+      <w:hyperlink r:id="rId42">
         <w:r>
           <w:rPr>
             <w:color w:val="8A6D2B"/>
@@ -16584,7 +16904,7 @@
         </w:rPr>
         <w:t xml:space="preserve">Rest breaks at work: </w:t>
       </w:r>
-      <w:hyperlink r:id="rId37">
+      <w:hyperlink r:id="rId43">
         <w:r>
           <w:rPr>
             <w:color w:val="8A6D2B"/>
@@ -16607,7 +16927,7 @@
         </w:rPr>
         <w:t xml:space="preserve">Holiday entitlement: </w:t>
       </w:r>
-      <w:hyperlink r:id="rId38">
+      <w:hyperlink r:id="rId44">
         <w:r>
           <w:rPr>
             <w:color w:val="8A6D2B"/>
@@ -16630,7 +16950,7 @@
         </w:rPr>
         <w:t xml:space="preserve">National Minimum Wage rates: </w:t>
       </w:r>
-      <w:hyperlink r:id="rId39">
+      <w:hyperlink r:id="rId45">
         <w:r>
           <w:rPr>
             <w:color w:val="8A6D2B"/>
@@ -16653,7 +16973,7 @@
         </w:rPr>
         <w:t xml:space="preserve">Rates and thresholds for employers: </w:t>
       </w:r>
-      <w:hyperlink r:id="rId40">
+      <w:hyperlink r:id="rId46">
         <w:r>
           <w:rPr>
             <w:color w:val="8A6D2B"/>
@@ -16676,7 +16996,7 @@
         </w:rPr>
         <w:t xml:space="preserve">Employing staff: </w:t>
       </w:r>
-      <w:hyperlink r:id="rId41">
+      <w:hyperlink r:id="rId47">
         <w:r>
           <w:rPr>
             <w:color w:val="8A6D2B"/>
@@ -16699,7 +17019,7 @@
         </w:rPr>
         <w:t xml:space="preserve">Workplace pensions for employers: </w:t>
       </w:r>
-      <w:hyperlink r:id="rId42">
+      <w:hyperlink r:id="rId48">
         <w:r>
           <w:rPr>
             <w:color w:val="8A6D2B"/>
@@ -16722,7 +17042,7 @@
         </w:rPr>
         <w:t xml:space="preserve">Employers' liability insurance: </w:t>
       </w:r>
-      <w:hyperlink r:id="rId43">
+      <w:hyperlink r:id="rId49">
         <w:r>
           <w:rPr>
             <w:color w:val="8A6D2B"/>
@@ -16745,7 +17065,7 @@
         </w:rPr>
         <w:t xml:space="preserve">Alcohol licensing: </w:t>
       </w:r>
-      <w:hyperlink r:id="rId44">
+      <w:hyperlink r:id="rId50">
         <w:r>
           <w:rPr>
             <w:color w:val="8A6D2B"/>
@@ -16768,7 +17088,7 @@
         </w:rPr>
         <w:t xml:space="preserve">Personal licence to sell alcohol: </w:t>
       </w:r>
-      <w:hyperlink r:id="rId45">
+      <w:hyperlink r:id="rId51">
         <w:r>
           <w:rPr>
             <w:color w:val="8A6D2B"/>
@@ -16791,7 +17111,7 @@
         </w:rPr>
         <w:t xml:space="preserve">Temporary Event Notice: </w:t>
       </w:r>
-      <w:hyperlink r:id="rId46">
+      <w:hyperlink r:id="rId52">
         <w:r>
           <w:rPr>
             <w:color w:val="8A6D2B"/>
@@ -16814,7 +17134,7 @@
         </w:rPr>
         <w:t xml:space="preserve">Weights and Measures (Intoxicating Liquor) Order 1988: </w:t>
       </w:r>
-      <w:hyperlink r:id="rId47">
+      <w:hyperlink r:id="rId53">
         <w:r>
           <w:rPr>
             <w:color w:val="8A6D2B"/>
@@ -16837,7 +17157,7 @@
         </w:rPr>
         <w:t xml:space="preserve">Set up a business: </w:t>
       </w:r>
-      <w:hyperlink r:id="rId48">
+      <w:hyperlink r:id="rId54">
         <w:r>
           <w:rPr>
             <w:color w:val="8A6D2B"/>
@@ -16860,7 +17180,7 @@
         </w:rPr>
         <w:t xml:space="preserve">Set up a limited company: </w:t>
       </w:r>
-      <w:hyperlink r:id="rId49">
+      <w:hyperlink r:id="rId55">
         <w:r>
           <w:rPr>
             <w:color w:val="8A6D2B"/>
@@ -16892,7 +17212,7 @@
         </w:rPr>
         <w:t xml:space="preserve">CRA: which GST/HST rate to charge: </w:t>
       </w:r>
-      <w:hyperlink r:id="rId50">
+      <w:hyperlink r:id="rId56">
         <w:r>
           <w:rPr>
             <w:color w:val="8A6D2B"/>
@@ -16915,7 +17235,7 @@
         </w:rPr>
         <w:t xml:space="preserve">CRA: business number: </w:t>
       </w:r>
-      <w:hyperlink r:id="rId51">
+      <w:hyperlink r:id="rId57">
         <w:r>
           <w:rPr>
             <w:color w:val="8A6D2B"/>
@@ -16938,7 +17258,7 @@
         </w:rPr>
         <w:t xml:space="preserve">CRA: Employment Insurance premiums: </w:t>
       </w:r>
-      <w:hyperlink r:id="rId52">
+      <w:hyperlink r:id="rId58">
         <w:r>
           <w:rPr>
             <w:color w:val="8A6D2B"/>
@@ -16959,9 +17279,32 @@
           <w:b/>
           <w:sz w:val="18"/>
         </w:rPr>
+        <w:t xml:space="preserve">CRA: Canada Pension Plan contributions: </w:t>
+      </w:r>
+      <w:hyperlink r:id="rId59">
+        <w:r>
+          <w:rPr>
+            <w:color w:val="8A6D2B"/>
+            <w:u w:val="single"/>
+            <w:sz w:val="17"/>
+          </w:rPr>
+          <w:t xml:space="preserve">www.canada.ca/en/revenue-agency/services/tax/businesses/topics/payroll/payroll-deductions-contributions/canada-pension-plan-cpp.html</w:t>
+        </w:r>
+      </w:hyperlink>
+    </w:p>
+    <w:p>
+      <w:pPr>
+        <w:pStyle w:val="ListBullet"/>
+        <w:spacing w:after="20" w:line="240" w:lineRule="auto"/>
+      </w:pPr>
+      <w:r>
+        <w:rPr>
+          <w:b/>
+          <w:sz w:val="18"/>
+        </w:rPr>
         <w:t xml:space="preserve">Health Canada: priority food allergens: </w:t>
       </w:r>
-      <w:hyperlink r:id="rId53">
+      <w:hyperlink r:id="rId60">
         <w:r>
           <w:rPr>
             <w:color w:val="8A6D2B"/>
@@ -16984,7 +17327,7 @@
         </w:rPr>
         <w:t xml:space="preserve">Health Canada: safe internal cooking temperatures: </w:t>
       </w:r>
-      <w:hyperlink r:id="rId54">
+      <w:hyperlink r:id="rId61">
         <w:r>
           <w:rPr>
             <w:color w:val="8A6D2B"/>
@@ -17007,7 +17350,7 @@
         </w:rPr>
         <w:t xml:space="preserve">Health Canada: food safety and you: </w:t>
       </w:r>
-      <w:hyperlink r:id="rId55">
+      <w:hyperlink r:id="rId62">
         <w:r>
           <w:rPr>
             <w:color w:val="8A6D2B"/>
@@ -17030,7 +17373,7 @@
         </w:rPr>
         <w:t xml:space="preserve">CFIA: who inspects restaurants: </w:t>
       </w:r>
-      <w:hyperlink r:id="rId56">
+      <w:hyperlink r:id="rId63">
         <w:r>
           <w:rPr>
             <w:color w:val="8A6D2B"/>
@@ -17053,7 +17396,7 @@
         </w:rPr>
         <w:t xml:space="preserve">Ontario: overtime pay: </w:t>
       </w:r>
-      <w:hyperlink r:id="rId57">
+      <w:hyperlink r:id="rId64">
         <w:r>
           <w:rPr>
             <w:color w:val="8A6D2B"/>
@@ -17076,7 +17419,7 @@
         </w:rPr>
         <w:t xml:space="preserve">Ontario: tips and other gratuities: </w:t>
       </w:r>
-      <w:hyperlink r:id="rId58">
+      <w:hyperlink r:id="rId65">
         <w:r>
           <w:rPr>
             <w:color w:val="8A6D2B"/>
@@ -17099,7 +17442,7 @@
         </w:rPr>
         <w:t xml:space="preserve">British Columbia: overtime pay: </w:t>
       </w:r>
-      <w:hyperlink r:id="rId59">
+      <w:hyperlink r:id="rId66">
         <w:r>
           <w:rPr>
             <w:color w:val="8A6D2B"/>
@@ -17122,7 +17465,7 @@
         </w:rPr>
         <w:t xml:space="preserve">AGCO (Ontario): liquor sale and service training: </w:t>
       </w:r>
-      <w:hyperlink r:id="rId60">
+      <w:hyperlink r:id="rId67">
         <w:r>
           <w:rPr>
             <w:color w:val="8A6D2B"/>
@@ -17145,7 +17488,7 @@
         </w:rPr>
         <w:t xml:space="preserve">AGCO (Ontario): Special Occasion Permit for a private event: </w:t>
       </w:r>
-      <w:hyperlink r:id="rId61">
+      <w:hyperlink r:id="rId68">
         <w:r>
           <w:rPr>
             <w:color w:val="8A6D2B"/>
@@ -17168,7 +17511,7 @@
         </w:rPr>
         <w:t xml:space="preserve">British Columbia: who needs Serving It Right: </w:t>
       </w:r>
-      <w:hyperlink r:id="rId62">
+      <w:hyperlink r:id="rId69">
         <w:r>
           <w:rPr>
             <w:color w:val="8A6D2B"/>
@@ -17191,7 +17534,7 @@
         </w:rPr>
         <w:t xml:space="preserve">British Columbia: liquor licensing FAQ and Special Event Permits: </w:t>
       </w:r>
-      <w:hyperlink r:id="rId63">
+      <w:hyperlink r:id="rId70">
         <w:r>
           <w:rPr>
             <w:color w:val="8A6D2B"/>
@@ -17214,7 +17557,7 @@
         </w:rPr>
         <w:t xml:space="preserve">AGLC (Alberta): </w:t>
       </w:r>
-      <w:hyperlink r:id="rId64">
+      <w:hyperlink r:id="rId71">
         <w:r>
           <w:rPr>
             <w:color w:val="8A6D2B"/>
@@ -17237,7 +17580,7 @@
         </w:rPr>
         <w:t xml:space="preserve">Health Canada: standard drinks: </w:t>
       </w:r>
-      <w:hyperlink r:id="rId65">
+      <w:hyperlink r:id="rId72">
         <w:r>
           <w:rPr>
             <w:color w:val="8A6D2B"/>
@@ -17245,6 +17588,29 @@
             <w:sz w:val="17"/>
           </w:rPr>
           <w:t xml:space="preserve">www.canada.ca/en/health-canada/services/substance-use/alcohol/low-risk-alcohol-drinking-guidelines.html</w:t>
+        </w:r>
+      </w:hyperlink>
+    </w:p>
+    <w:p>
+      <w:pPr>
+        <w:pStyle w:val="ListBullet"/>
+        <w:spacing w:after="20" w:line="240" w:lineRule="auto"/>
+      </w:pPr>
+      <w:r>
+        <w:rPr>
+          <w:b/>
+          <w:sz w:val="18"/>
+        </w:rPr>
+        <w:t xml:space="preserve">Measurement Canada: selling draft beer: </w:t>
+      </w:r>
+      <w:hyperlink r:id="rId73">
+        <w:r>
+          <w:rPr>
+            <w:color w:val="8A6D2B"/>
+            <w:u w:val="single"/>
+            <w:sz w:val="17"/>
+          </w:rPr>
+          <w:t xml:space="preserve">ised-isde.canada.ca/site/measurement-canada/en/node/614</w:t>
         </w:r>
       </w:hyperlink>
     </w:p>
@@ -17269,7 +17635,7 @@
         </w:rPr>
         <w:t xml:space="preserve">Register for GST: </w:t>
       </w:r>
-      <w:hyperlink r:id="rId66">
+      <w:hyperlink r:id="rId74">
         <w:r>
           <w:rPr>
             <w:color w:val="8A6D2B"/>
@@ -17292,7 +17658,7 @@
         </w:rPr>
         <w:t xml:space="preserve">Register for an ABN: </w:t>
       </w:r>
-      <w:hyperlink r:id="rId67">
+      <w:hyperlink r:id="rId75">
         <w:r>
           <w:rPr>
             <w:color w:val="8A6D2B"/>
@@ -17315,7 +17681,7 @@
         </w:rPr>
         <w:t xml:space="preserve">Register a company: </w:t>
       </w:r>
-      <w:hyperlink r:id="rId68">
+      <w:hyperlink r:id="rId76">
         <w:r>
           <w:rPr>
             <w:color w:val="8A6D2B"/>
@@ -17338,7 +17704,7 @@
         </w:rPr>
         <w:t xml:space="preserve">Employees' pay, leave and entitlements: </w:t>
       </w:r>
-      <w:hyperlink r:id="rId69">
+      <w:hyperlink r:id="rId77">
         <w:r>
           <w:rPr>
             <w:color w:val="8A6D2B"/>
@@ -17361,7 +17727,7 @@
         </w:rPr>
         <w:t xml:space="preserve">FSANZ: keeping food at the right temperature: </w:t>
       </w:r>
-      <w:hyperlink r:id="rId70">
+      <w:hyperlink r:id="rId78">
         <w:r>
           <w:rPr>
             <w:color w:val="8A6D2B"/>
@@ -17384,7 +17750,7 @@
         </w:rPr>
         <w:t xml:space="preserve">FSANZ: cooling and reheating food: </w:t>
       </w:r>
-      <w:hyperlink r:id="rId71">
+      <w:hyperlink r:id="rId79">
         <w:r>
           <w:rPr>
             <w:color w:val="8A6D2B"/>
@@ -17405,9 +17771,32 @@
           <w:b/>
           <w:sz w:val="18"/>
         </w:rPr>
+        <w:t xml:space="preserve">healthdirect: food safety and cooking temperatures: </w:t>
+      </w:r>
+      <w:hyperlink r:id="rId80">
+        <w:r>
+          <w:rPr>
+            <w:color w:val="8A6D2B"/>
+            <w:u w:val="single"/>
+            <w:sz w:val="17"/>
+          </w:rPr>
+          <w:t xml:space="preserve">www.healthdirect.gov.au/food-safety</w:t>
+        </w:r>
+      </w:hyperlink>
+    </w:p>
+    <w:p>
+      <w:pPr>
+        <w:pStyle w:val="ListBullet"/>
+        <w:spacing w:after="20" w:line="240" w:lineRule="auto"/>
+      </w:pPr>
+      <w:r>
+        <w:rPr>
+          <w:b/>
+          <w:sz w:val="18"/>
+        </w:rPr>
         <w:t xml:space="preserve">FSANZ: Food Safety Supervisor: </w:t>
       </w:r>
-      <w:hyperlink r:id="rId72">
+      <w:hyperlink r:id="rId81">
         <w:r>
           <w:rPr>
             <w:color w:val="8A6D2B"/>
@@ -17430,7 +17819,7 @@
         </w:rPr>
         <w:t xml:space="preserve">FSANZ: allergen labelling: </w:t>
       </w:r>
-      <w:hyperlink r:id="rId73">
+      <w:hyperlink r:id="rId82">
         <w:r>
           <w:rPr>
             <w:color w:val="8A6D2B"/>
@@ -17453,7 +17842,7 @@
         </w:rPr>
         <w:t xml:space="preserve">Fair Work: Hospitality Industry (General) Award 2020: </w:t>
       </w:r>
-      <w:hyperlink r:id="rId74">
+      <w:hyperlink r:id="rId83">
         <w:r>
           <w:rPr>
             <w:color w:val="8A6D2B"/>
@@ -17476,7 +17865,7 @@
         </w:rPr>
         <w:t xml:space="preserve">ATO: super guarantee: </w:t>
       </w:r>
-      <w:hyperlink r:id="rId75">
+      <w:hyperlink r:id="rId84">
         <w:r>
           <w:rPr>
             <w:color w:val="8A6D2B"/>
@@ -17499,7 +17888,7 @@
         </w:rPr>
         <w:t xml:space="preserve">Liquor &amp; Gaming NSW: RSA training: </w:t>
       </w:r>
-      <w:hyperlink r:id="rId76">
+      <w:hyperlink r:id="rId85">
         <w:r>
           <w:rPr>
             <w:color w:val="8A6D2B"/>
@@ -17522,7 +17911,7 @@
         </w:rPr>
         <w:t xml:space="preserve">Liquor &amp; Gaming NSW: limited licence: </w:t>
       </w:r>
-      <w:hyperlink r:id="rId77">
+      <w:hyperlink r:id="rId86">
         <w:r>
           <w:rPr>
             <w:color w:val="8A6D2B"/>
@@ -17545,7 +17934,7 @@
         </w:rPr>
         <w:t xml:space="preserve">Department of Health: standard drinks guide: </w:t>
       </w:r>
-      <w:hyperlink r:id="rId78">
+      <w:hyperlink r:id="rId87">
         <w:r>
           <w:rPr>
             <w:color w:val="8A6D2B"/>
@@ -17599,8 +17988,34 @@
               <w:rPr>
                 <w:sz w:val="19"/>
               </w:rPr>
-              <w:t xml:space="preserve"> This guide helps you adapt an AI Chef Pro kit to your country. It does not replace the law, your accountant, your payroll provider, your health inspector or your licensing office. If you spot a rule that has changed, write to info@aichef.pro and we will update the guide for every buyer. More kits and business plans: aichef.pro/en/digital-products</w:t>
-            </w:r>
+              <w:t xml:space="preserve"> This guide helps you adapt an AI Chef Pro kit to your country. It does not replace the law, your accountant, your payroll provider, your health inspector or your licensing office. If you spot a rule that has changed, write to </w:t>
+            </w:r>
+            <w:hyperlink r:id="rId88">
+              <w:r>
+                <w:rPr>
+                  <w:color w:val="8A6D2B"/>
+                  <w:u w:val="single"/>
+                  <w:sz w:val="19"/>
+                </w:rPr>
+                <w:t xml:space="preserve">info@aichef.pro</w:t>
+              </w:r>
+            </w:hyperlink>
+            <w:r>
+              <w:rPr>
+                <w:sz w:val="19"/>
+              </w:rPr>
+              <w:t xml:space="preserve"> and we will update the guide for every buyer. More kits and business plans: </w:t>
+            </w:r>
+            <w:hyperlink r:id="rId89">
+              <w:r>
+                <w:rPr>
+                  <w:color w:val="8A6D2B"/>
+                  <w:u w:val="single"/>
+                  <w:sz w:val="19"/>
+                </w:rPr>
+                <w:t xml:space="preserve">aichef.pro/en/digital-products</w:t>
+              </w:r>
+            </w:hyperlink>
           </w:p>
         </w:tc>
       </w:tr>
